--- a/eng/docx/09.content.docx
+++ b/eng/docx/09.content.docx
@@ -19,7 +19,7 @@
         <w:rPr>
           <w:lang w:val="en_US" w:bidi="en_US"/>
         </w:rPr>
-        <w:t>Resource: unfoldingWord Simplified</w:t>
+        <w:t>Resource: unfoldingWord Simplified Text</w:t>
       </w:r>
       <w:r>
         <w:rPr>
@@ -39,13 +39,13 @@
           <w:b/>
           <w:lang w:val="en_US" w:bidi="en_US"/>
         </w:rPr>
-        <w:t>unfoldingWord Simplified</w:t>
-      </w:r>
-      <w:r>
-        <w:rPr>
-          <w:lang w:val="en_US" w:bidi="en_US"/>
-        </w:rPr>
-        <w:t xml:space="preserve"> © 2022 </w:t>
+        <w:t>unfoldingWord Simplified Text</w:t>
+      </w:r>
+      <w:r>
+        <w:rPr>
+          <w:lang w:val="en_US" w:bidi="en_US"/>
+        </w:rPr>
+        <w:t xml:space="preserve"> © 2026 </w:t>
       </w:r>
       <w:hyperlink r:id="rId13">
         <w:r>
@@ -74,7 +74,7 @@
             <w:color w:val="0000EE"/>
             <w:u w:val="single"/>
           </w:rPr>
-          <w:t>CC BY-SA 4.0 license</w:t>
+          <w:t>CC BY-SA 4.0</w:t>
         </w:r>
       </w:hyperlink>
       <w:r>
@@ -102,7 +102,7 @@
         <w:rPr>
           <w:lang w:val="en_US" w:bidi="en_US"/>
         </w:rPr>
-        <w:t>unfoldingWord Simplified</w:t>
+        <w:t>unfoldingWord Simplified Text</w:t>
       </w:r>
     </w:p>
     <w:p>

--- a/eng/docx/09.content.docx
+++ b/eng/docx/09.content.docx
@@ -13003,7 +13003,7 @@
         <w:rPr>
           <w:lang w:val="en_US" w:bidi="en_US"/>
         </w:rPr>
-        <w:t xml:space="preserve"> The man who wants to kill you also wants to kill me, so stay with me and do not be afraid. You you will be safe if you stay with me.”</w:t>
+        <w:t xml:space="preserve"> The man who wants to kill you also wants to kill me, so stay with me and do not be afraid. You will be safe if you stay with me.”</w:t>
       </w:r>
     </w:p>
     <w:p>
